--- a/downloads/handouts/Unit 04/Handout 04.12 - Scale Plan Guide Traffic Flow Rules and Peer Review Checklist.docx
+++ b/downloads/handouts/Unit 04/Handout 04.12 - Scale Plan Guide Traffic Flow Rules and Peer Review Checklist.docx
@@ -360,7 +360,7 @@
         <w:pStyle w:val="BodyText"/>
       </w:pPr>
       <w:r>
-        <w:t xml:space="preserve">Word bank: scale (ölçek / escala / escala), path (yol / caminho / camino), clear (açık / livre / libre), swing (kapı açılışı / abertura da porta / apertura de la puerta), turn (dönüş / giro / giro).</w:t>
+        <w:t xml:space="preserve">Word bank: scale (escala), path (camino), clear (libre), swing (apertura de la puerta), turn (giro).</w:t>
       </w:r>
     </w:p>
     <w:p>
@@ -3567,13 +3567,25 @@
       </w:r>
     </w:p>
     <w:p>
-      <w:r>
-        <w:br w:type="page"/>
+      <w:pPr>
+        <w:numPr>
+          <w:ilvl w:val="0"/>
+          <w:numId w:val="1003"/>
+        </w:numPr>
+      </w:pPr>
+      <w:r>
+        <w:t xml:space="preserve">________________________________________________</w:t>
       </w:r>
     </w:p>
     <w:p>
-      <w:r>
-        <w:br w:type="page"/>
+      <w:pPr>
+        <w:numPr>
+          <w:ilvl w:val="0"/>
+          <w:numId w:val="1003"/>
+        </w:numPr>
+      </w:pPr>
+      <w:r>
+        <w:t xml:space="preserve">________________________________________________</w:t>
       </w:r>
     </w:p>
     <w:p>
@@ -3585,8 +3597,11 @@
       </w:r>
     </w:p>
     <w:p>
-      <w:r>
-        <w:br w:type="page"/>
+      <w:pPr>
+        <w:pStyle w:val="BodyText"/>
+      </w:pPr>
+      <w:r>
+        <w:t xml:space="preserve">________________________________________________________________</w:t>
       </w:r>
     </w:p>
     <w:p>

--- a/downloads/handouts/Unit 04/Handout 04.12 - Scale Plan Guide Traffic Flow Rules and Peer Review Checklist.docx
+++ b/downloads/handouts/Unit 04/Handout 04.12 - Scale Plan Guide Traffic Flow Rules and Peer Review Checklist.docx
@@ -6,9 +6,9 @@
       <w:pPr>
         <w:pStyle w:val="Heading1"/>
       </w:pPr>
-      <w:bookmarkStart w:id="20" w:name="Xa54ec7d8d6b01dd7701b088eb10d0d8fe4dfdef"/>
-      <w:r>
-        <w:t xml:space="preserve">Handout 04.12: Scale Plan Guide, Traffic Flow Rules, and Peer Review Checklist</w:t>
+      <w:bookmarkStart w:id="20" w:name="X15d3e4152c8b8df5b47413050019f1f0b909ac1"/>
+      <w:r>
+        <w:t xml:space="preserve">Handout 4.12: Scale Plan Guide, Traffic Flow Rules, and Peer Review Checklist</w:t>
       </w:r>
       <w:bookmarkEnd w:id="20"/>
     </w:p>

--- a/downloads/handouts/Unit 04/Handout 04.12 - Scale Plan Guide Traffic Flow Rules and Peer Review Checklist.docx
+++ b/downloads/handouts/Unit 04/Handout 04.12 - Scale Plan Guide Traffic Flow Rules and Peer Review Checklist.docx
@@ -383,7 +383,7 @@
         <w:pStyle w:val="FirstParagraph"/>
       </w:pPr>
       <w:r>
-        <w:t xml:space="preserve">Sizes are real furniture sizes, rounded to the nearest half foot so they cut cleanly. At the project scale (1/2 inch = 1 foot), draw each piece as a rectangle the number of squares shown, label it, and cut it out. Tiny house teams at 1/4 inch = 1 foot: use half the squares.</w:t>
+        <w:t xml:space="preserve">Sizes are real furniture sizes, rounded to the nearest half foot so they cut cleanly. At the project scale (1/2 inch = 1 foot), draw each piece as a rectangle with the number of squares shown. Label it. Cut it out. Tiny house teams at 1/4 inch = 1 foot: use half the squares.</w:t>
       </w:r>
     </w:p>
     <w:tbl>
@@ -2337,7 +2337,7 @@
         <w:pStyle w:val="BodyText"/>
       </w:pPr>
       <w:r>
-        <w:t xml:space="preserve">Anything not on the sheet: measure a real one, or look it up, round to the half foot, and draw it. Write the real size on the piece.</w:t>
+        <w:t xml:space="preserve">Need a piece that is not on the sheet? Measure a real one, or look it up. Round to the half foot and draw it. Write the real size on the piece.</w:t>
       </w:r>
     </w:p>
     <w:p>
@@ -3601,7 +3601,7 @@
         <w:pStyle w:val="BodyText"/>
       </w:pPr>
       <w:r>
-        <w:t xml:space="preserve">________________________________________________________________</w:t>
+        <w:t xml:space="preserve">Change: ________________________________________________________</w:t>
       </w:r>
     </w:p>
     <w:p>
